--- a/reports/day-26-report.docx
+++ b/reports/day-26-report.docx
@@ -1501,14 +1501,14 @@
           <w:bCs/>
           <w:i/>
         </w:rPr>
-        <w:t>11/</w:t>
+        <w:t xml:space="preserve">11/08/2026</w:t>
       </w:r>
       <w:r>
         <w:rPr>
           <w:bCs/>
           <w:i/>
         </w:rPr>
-        <w:t>08//2026</w:t>
+        <w:t xml:space="preserve"/>
       </w:r>
     </w:p>
     <w:p>
@@ -1831,68 +1831,22 @@
         </w:rPr>
         <w:t xml:space="preserve"> </w:t>
       </w:r>
-      <w:proofErr w:type="spellStart"/>
       <w:r>
         <w:rPr>
           <w:bCs/>
           <w:i/>
           <w:iCs/>
         </w:rPr>
-        <w:t>Hamidiye</w:t>
-      </w:r>
-      <w:proofErr w:type="spellEnd"/>
+        <w:t>Hamidiye Mah. Anadolu Cad. No:40/2</w:t>
+      </w:r>
       <w:r>
         <w:rPr>
           <w:bCs/>
           <w:i/>
           <w:iCs/>
         </w:rPr>
-        <w:t xml:space="preserve"> Mah. Anadolu Cad. No:40/2</w:t>
-      </w:r>
-      <w:r>
-        <w:rPr>
-          <w:bCs/>
-          <w:i/>
-          <w:iCs/>
-        </w:rPr>
         <w:br/>
-        <w:t xml:space="preserve">Atlas </w:t>
-      </w:r>
-      <w:proofErr w:type="spellStart"/>
-      <w:r>
-        <w:rPr>
-          <w:bCs/>
-          <w:i/>
-          <w:iCs/>
-        </w:rPr>
-        <w:t>Üniversitesi</w:t>
-      </w:r>
-      <w:proofErr w:type="spellEnd"/>
-      <w:r>
-        <w:rPr>
-          <w:bCs/>
-          <w:i/>
-          <w:iCs/>
-        </w:rPr>
-        <w:t xml:space="preserve"> </w:t>
-      </w:r>
-      <w:proofErr w:type="spellStart"/>
-      <w:r>
-        <w:rPr>
-          <w:bCs/>
-          <w:i/>
-          <w:iCs/>
-        </w:rPr>
-        <w:t>Kağıthane</w:t>
-      </w:r>
-      <w:proofErr w:type="spellEnd"/>
-      <w:r>
-        <w:rPr>
-          <w:bCs/>
-          <w:i/>
-          <w:iCs/>
-        </w:rPr>
-        <w:t xml:space="preserve"> / İstanbul</w:t>
+        <w:t>Atlas Üniversitesi Kağıthane / İstanbul</w:t>
       </w:r>
       <w:r>
         <w:rPr>
@@ -4796,7 +4750,7 @@
                 <w:sz w:val="20"/>
                 <w:szCs w:val="20"/>
               </w:rPr>
-              <w:t xml:space="preserve"> semantic HTML development, and website architecture for the Savory House Restaurant Website.</w:t>
+              <w:t xml:space="preserve">Semantic HTML development and website architecture for the Savory House restaurant website.</w:t>
             </w:r>
           </w:p>
         </w:tc>
@@ -4895,21 +4849,21 @@
                 <w:sz w:val="20"/>
                 <w:szCs w:val="20"/>
               </w:rPr>
-              <w:t>Continued building the homepage by creating the Hero section</w:t>
-            </w:r>
-            <w:r>
-              <w:rPr>
-                <w:sz w:val="20"/>
-                <w:szCs w:val="20"/>
-              </w:rPr>
-              <w:t xml:space="preserve"> </w:t>
-            </w:r>
-            <w:r>
-              <w:rPr>
-                <w:sz w:val="20"/>
-                <w:szCs w:val="20"/>
-              </w:rPr>
-              <w:t>improved the project folder structure</w:t>
+              <w:t xml:space="preserve">Continued building the homepage by creating the Hero section and improving the project folder structure.</w:t>
+            </w:r>
+            <w:r>
+              <w:rPr>
+                <w:sz w:val="20"/>
+                <w:szCs w:val="20"/>
+              </w:rPr>
+              <w:t xml:space="preserve"/>
+            </w:r>
+            <w:r>
+              <w:rPr>
+                <w:sz w:val="20"/>
+                <w:szCs w:val="20"/>
+              </w:rPr>
+              <w:t xml:space="preserve"/>
             </w:r>
           </w:p>
         </w:tc>
@@ -5022,7 +4976,7 @@
                 <w:sz w:val="20"/>
                 <w:szCs w:val="20"/>
               </w:rPr>
-              <w:t xml:space="preserve">Developing the Hero and Featured Meals sections of the </w:t>
+              <w:t xml:space="preserve">Developing the Hero and Featured Meals sections of the Savory House website using Flexbox layouts and reusable card structures.</w:t>
             </w:r>
             <w:r>
               <w:rPr>
@@ -5031,28 +4985,28 @@
                 <w:sz w:val="20"/>
                 <w:szCs w:val="20"/>
               </w:rPr>
-              <w:t>Savory House</w:t>
-            </w:r>
-            <w:r>
-              <w:rPr>
-                <w:sz w:val="20"/>
-                <w:szCs w:val="20"/>
-              </w:rPr>
-              <w:t xml:space="preserve"> website</w:t>
-            </w:r>
-            <w:r>
-              <w:rPr>
-                <w:sz w:val="20"/>
-                <w:szCs w:val="20"/>
-              </w:rPr>
-              <w:t xml:space="preserve"> </w:t>
-            </w:r>
-            <w:r>
-              <w:rPr>
-                <w:sz w:val="20"/>
-                <w:szCs w:val="20"/>
-              </w:rPr>
-              <w:t>advanced Flexbox layouts, and professional card structuring.</w:t>
+              <w:t xml:space="preserve"/>
+            </w:r>
+            <w:r>
+              <w:rPr>
+                <w:sz w:val="20"/>
+                <w:szCs w:val="20"/>
+              </w:rPr>
+              <w:t xml:space="preserve"/>
+            </w:r>
+            <w:r>
+              <w:rPr>
+                <w:sz w:val="20"/>
+                <w:szCs w:val="20"/>
+              </w:rPr>
+              <w:t xml:space="preserve"/>
+            </w:r>
+            <w:r>
+              <w:rPr>
+                <w:sz w:val="20"/>
+                <w:szCs w:val="20"/>
+              </w:rPr>
+              <w:t xml:space="preserve"/>
             </w:r>
           </w:p>
         </w:tc>
@@ -6386,7 +6340,7 @@
                 <w:sz w:val="20"/>
                 <w:szCs w:val="20"/>
               </w:rPr>
-              <w:t>TOTAL NUMBER</w:t>
+              <w:t xml:space="preserve">TOTAL NUMBER OF DAYS: 26</w:t>
             </w:r>
             <w:r>
               <w:rPr>
@@ -6396,7 +6350,7 @@
                 <w:sz w:val="20"/>
                 <w:szCs w:val="20"/>
               </w:rPr>
-              <w:t xml:space="preserve"> </w:t>
+              <w:t xml:space="preserve"/>
             </w:r>
             <w:r>
               <w:rPr>
@@ -6406,7 +6360,7 @@
                 <w:sz w:val="20"/>
                 <w:szCs w:val="20"/>
               </w:rPr>
-              <w:t xml:space="preserve">OF DAYS: </w:t>
+              <w:t xml:space="preserve"> </w:t>
             </w:r>
           </w:p>
         </w:tc>
@@ -6449,7 +6403,7 @@
                 <w:sz w:val="20"/>
                 <w:szCs w:val="20"/>
               </w:rPr>
-              <w:t xml:space="preserve">TOTAL NUMBER OF HOURS: </w:t>
+              <w:t xml:space="preserve">TOTAL NUMBER OF HOURS: 138 </w:t>
             </w:r>
           </w:p>
         </w:tc>
@@ -6669,53 +6623,8 @@
         <w:jc w:val="both"/>
       </w:pPr>
       <w:r>
-        <w:t>(</w:t>
-      </w:r>
-      <w:proofErr w:type="spellStart"/>
-      <w:r>
-        <w:t>Yapılan</w:t>
-      </w:r>
-      <w:proofErr w:type="spellEnd"/>
-      <w:r>
-        <w:t xml:space="preserve"> </w:t>
-      </w:r>
-      <w:proofErr w:type="spellStart"/>
-      <w:r>
-        <w:t>çalışma</w:t>
-      </w:r>
-      <w:proofErr w:type="spellEnd"/>
-      <w:r>
-        <w:t xml:space="preserve"> </w:t>
-      </w:r>
-      <w:proofErr w:type="spellStart"/>
-      <w:r>
-        <w:t>hakkında</w:t>
-      </w:r>
-      <w:proofErr w:type="spellEnd"/>
-      <w:r>
-        <w:t xml:space="preserve"> </w:t>
-      </w:r>
-      <w:proofErr w:type="spellStart"/>
-      <w:r>
-        <w:t>kısa</w:t>
-      </w:r>
-      <w:proofErr w:type="spellEnd"/>
-      <w:r>
-        <w:t xml:space="preserve"> </w:t>
-      </w:r>
-      <w:proofErr w:type="spellStart"/>
-      <w:r>
-        <w:t>bilgi</w:t>
-      </w:r>
-      <w:proofErr w:type="spellEnd"/>
-      <w:r>
-        <w:t xml:space="preserve"> </w:t>
-      </w:r>
-      <w:proofErr w:type="spellStart"/>
-      <w:r>
-        <w:t>verilir</w:t>
-      </w:r>
-      <w:proofErr w:type="spellEnd"/>
+        <w:t>(Yapılan çalışma hakkında kısa bilgi verilir</w:t>
+      </w:r>
       <w:r>
         <w:rPr>
           <w:i/>
@@ -6723,130 +6632,8 @@
         </w:rPr>
         <w:t xml:space="preserve">. </w:t>
       </w:r>
-      <w:proofErr w:type="spellStart"/>
-      <w:r>
-        <w:t>Kurum</w:t>
-      </w:r>
-      <w:proofErr w:type="spellEnd"/>
-      <w:r>
-        <w:t>/</w:t>
-      </w:r>
-      <w:proofErr w:type="spellStart"/>
-      <w:r>
-        <w:t>işletmenin</w:t>
-      </w:r>
-      <w:proofErr w:type="spellEnd"/>
-      <w:r>
-        <w:t xml:space="preserve"> </w:t>
-      </w:r>
-      <w:proofErr w:type="spellStart"/>
-      <w:r>
-        <w:t>hizmet</w:t>
-      </w:r>
-      <w:proofErr w:type="spellEnd"/>
-      <w:r>
-        <w:t xml:space="preserve"> </w:t>
-      </w:r>
-      <w:proofErr w:type="spellStart"/>
-      <w:r>
-        <w:t>alanı</w:t>
-      </w:r>
-      <w:proofErr w:type="spellEnd"/>
-      <w:r>
-        <w:t xml:space="preserve">, </w:t>
-      </w:r>
-      <w:proofErr w:type="spellStart"/>
-      <w:r>
-        <w:t>tanıtımı</w:t>
-      </w:r>
-      <w:proofErr w:type="spellEnd"/>
-      <w:r>
-        <w:t xml:space="preserve">, </w:t>
-      </w:r>
-      <w:proofErr w:type="spellStart"/>
-      <w:r>
-        <w:t>yapılacak</w:t>
-      </w:r>
-      <w:proofErr w:type="spellEnd"/>
-      <w:r>
-        <w:t xml:space="preserve"> </w:t>
-      </w:r>
-      <w:proofErr w:type="spellStart"/>
-      <w:r>
-        <w:t>stajın</w:t>
-      </w:r>
-      <w:proofErr w:type="spellEnd"/>
-      <w:r>
-        <w:t xml:space="preserve"> </w:t>
-      </w:r>
-      <w:proofErr w:type="spellStart"/>
-      <w:r>
-        <w:t>kapsamı</w:t>
-      </w:r>
-      <w:proofErr w:type="spellEnd"/>
-      <w:r>
-        <w:t xml:space="preserve"> vb. </w:t>
-      </w:r>
-      <w:proofErr w:type="spellStart"/>
-      <w:r>
-        <w:t>ile</w:t>
-      </w:r>
-      <w:proofErr w:type="spellEnd"/>
-      <w:r>
-        <w:t xml:space="preserve"> </w:t>
-      </w:r>
-      <w:proofErr w:type="spellStart"/>
-      <w:r>
-        <w:t>ilgili</w:t>
-      </w:r>
-      <w:proofErr w:type="spellEnd"/>
-      <w:r>
-        <w:t xml:space="preserve"> </w:t>
-      </w:r>
-      <w:proofErr w:type="spellStart"/>
-      <w:r>
-        <w:t>bilgiler</w:t>
-      </w:r>
-      <w:proofErr w:type="spellEnd"/>
-      <w:r>
-        <w:t xml:space="preserve"> </w:t>
-      </w:r>
-      <w:proofErr w:type="spellStart"/>
-      <w:r>
-        <w:t>verilir</w:t>
-      </w:r>
-      <w:proofErr w:type="spellEnd"/>
-      <w:r>
-        <w:t xml:space="preserve">. Bir </w:t>
-      </w:r>
-      <w:proofErr w:type="spellStart"/>
-      <w:r>
-        <w:t>sayfa</w:t>
-      </w:r>
-      <w:proofErr w:type="spellEnd"/>
-      <w:r>
-        <w:t xml:space="preserve"> </w:t>
-      </w:r>
-      <w:proofErr w:type="spellStart"/>
-      <w:r>
-        <w:t>olması</w:t>
-      </w:r>
-      <w:proofErr w:type="spellEnd"/>
-      <w:r>
-        <w:t xml:space="preserve"> </w:t>
-      </w:r>
-      <w:proofErr w:type="spellStart"/>
-      <w:proofErr w:type="gramStart"/>
-      <w:r>
-        <w:t>yeterlidir</w:t>
-      </w:r>
-      <w:proofErr w:type="spellEnd"/>
-      <w:r>
-        <w:t>./</w:t>
-      </w:r>
-      <w:proofErr w:type="gramEnd"/>
-      <w:r>
-        <w:t xml:space="preserve"> </w:t>
+      <w:r>
+        <w:t xml:space="preserve">Kurum/işletmenin hizmet alanı, tanıtımı, yapılacak stajın kapsamı vb. ile ilgili bilgiler verilir. Bir sayfa olması yeterlidir./ </w:t>
       </w:r>
     </w:p>
     <w:p>
@@ -6869,23 +6656,7 @@
           <w:i/>
           <w:iCs/>
         </w:rPr>
-        <w:t xml:space="preserve">Please provide brief info about the work being performed and </w:t>
-      </w:r>
-      <w:proofErr w:type="spellStart"/>
-      <w:r>
-        <w:rPr>
-          <w:i/>
-          <w:iCs/>
-        </w:rPr>
-        <w:t>abou</w:t>
-      </w:r>
-      <w:proofErr w:type="spellEnd"/>
-      <w:r>
-        <w:rPr>
-          <w:i/>
-          <w:iCs/>
-        </w:rPr>
-        <w:t xml:space="preserve"> the institution and areas of service provided by the institution, fields of work planned during the interview, etc...)</w:t>
+        <w:t>Please provide brief info about the work being performed and abou the institution and areas of service provided by the institution, fields of work planned during the interview, etc...)</w:t>
       </w:r>
     </w:p>
     <w:p>
@@ -6951,7 +6722,6 @@
       <w:r>
         <w:t xml:space="preserve">I am completing my internship at </w:t>
       </w:r>
-      <w:proofErr w:type="spellStart"/>
       <w:r>
         <w:rPr>
           <w:b/>
@@ -6959,7 +6729,6 @@
         </w:rPr>
         <w:t>DESTade</w:t>
       </w:r>
-      <w:proofErr w:type="spellEnd"/>
       <w:r>
         <w:t xml:space="preserve"> in the field of software and web development. During this internship, I continue to improve my practical programming skills by developing web applications using </w:t>
       </w:r>
@@ -7150,26 +6919,16 @@
                 <w:sz w:val="21"/>
                 <w:szCs w:val="21"/>
               </w:rPr>
-              <w:t xml:space="preserve"> VE DOĞA BİLİMLERİ </w:t>
-            </w:r>
-            <w:proofErr w:type="gramStart"/>
+              <w:t xml:space="preserve"> VE DOĞA BİLİMLERİ FAK</w:t>
+            </w:r>
             <w:r>
               <w:rPr>
                 <w:b/>
                 <w:sz w:val="21"/>
                 <w:szCs w:val="21"/>
               </w:rPr>
-              <w:t>FAK</w:t>
-            </w:r>
-            <w:r>
-              <w:rPr>
-                <w:b/>
-                <w:sz w:val="21"/>
-                <w:szCs w:val="21"/>
-              </w:rPr>
               <w:t>./</w:t>
             </w:r>
-            <w:proofErr w:type="gramEnd"/>
             <w:r>
               <w:rPr>
                 <w:bCs/>
@@ -7286,7 +7045,7 @@
                 <w:b/>
                 <w:color w:val="000000"/>
               </w:rPr>
-              <w:t>5</w:t>
+              <w:t>6</w:t>
             </w:r>
           </w:p>
         </w:tc>
@@ -7368,7 +7127,7 @@
                 <w:b/>
                 <w:color w:val="000000"/>
               </w:rPr>
-              <w:t>4</w:t>
+              <w:t>5</w:t>
             </w:r>
             <w:r>
               <w:rPr>
@@ -7429,53 +7188,12 @@
                 <w:color w:val="000000"/>
               </w:rPr>
             </w:pPr>
-            <w:proofErr w:type="spellStart"/>
             <w:r>
               <w:rPr>
                 <w:b/>
                 <w:color w:val="000000"/>
               </w:rPr>
-              <w:t>Stajın</w:t>
-            </w:r>
-            <w:proofErr w:type="spellEnd"/>
-            <w:r>
-              <w:rPr>
-                <w:b/>
-                <w:color w:val="000000"/>
-              </w:rPr>
-              <w:t xml:space="preserve"> </w:t>
-            </w:r>
-            <w:proofErr w:type="spellStart"/>
-            <w:r>
-              <w:rPr>
-                <w:b/>
-                <w:color w:val="000000"/>
-              </w:rPr>
-              <w:t>Yapıldığı</w:t>
-            </w:r>
-            <w:proofErr w:type="spellEnd"/>
-            <w:r>
-              <w:rPr>
-                <w:b/>
-                <w:color w:val="000000"/>
-              </w:rPr>
-              <w:t xml:space="preserve"> </w:t>
-            </w:r>
-            <w:proofErr w:type="spellStart"/>
-            <w:r>
-              <w:rPr>
-                <w:b/>
-                <w:color w:val="000000"/>
-              </w:rPr>
-              <w:t>Departman</w:t>
-            </w:r>
-            <w:proofErr w:type="spellEnd"/>
-            <w:r>
-              <w:rPr>
-                <w:b/>
-                <w:color w:val="000000"/>
-              </w:rPr>
-              <w:t>/</w:t>
+              <w:t>Stajın Yapıldığı Departman/</w:t>
             </w:r>
             <w:r>
               <w:rPr>
@@ -7575,55 +7293,7 @@
                 <w:b/>
                 <w:color w:val="000000"/>
               </w:rPr>
-              <w:t xml:space="preserve"> </w:t>
-            </w:r>
-            <w:proofErr w:type="spellStart"/>
-            <w:r>
-              <w:rPr>
-                <w:b/>
-                <w:color w:val="000000"/>
-              </w:rPr>
-              <w:t>Yapılan</w:t>
-            </w:r>
-            <w:proofErr w:type="spellEnd"/>
-            <w:r>
-              <w:rPr>
-                <w:b/>
-                <w:color w:val="000000"/>
-              </w:rPr>
-              <w:t xml:space="preserve"> </w:t>
-            </w:r>
-            <w:proofErr w:type="spellStart"/>
-            <w:r>
-              <w:rPr>
-                <w:b/>
-                <w:color w:val="000000"/>
-              </w:rPr>
-              <w:t>İşlerin</w:t>
-            </w:r>
-            <w:proofErr w:type="spellEnd"/>
-            <w:r>
-              <w:rPr>
-                <w:b/>
-                <w:color w:val="000000"/>
-              </w:rPr>
-              <w:t xml:space="preserve"> </w:t>
-            </w:r>
-            <w:proofErr w:type="spellStart"/>
-            <w:r>
-              <w:rPr>
-                <w:b/>
-                <w:color w:val="000000"/>
-              </w:rPr>
-              <w:t>Konusu</w:t>
-            </w:r>
-            <w:proofErr w:type="spellEnd"/>
-            <w:r>
-              <w:rPr>
-                <w:b/>
-                <w:color w:val="000000"/>
-              </w:rPr>
-              <w:t xml:space="preserve">/ </w:t>
+              <w:t xml:space="preserve"> Yapılan İşlerin Konusu/ </w:t>
             </w:r>
             <w:r>
               <w:rPr>
@@ -7641,9 +7311,8 @@
                 <w:iCs/>
                 <w:color w:val="000000"/>
               </w:rPr>
-              <w:t>Research/</w:t>
-            </w:r>
-            <w:proofErr w:type="gramStart"/>
+              <w:t>Research/Work</w:t>
+            </w:r>
             <w:r>
               <w:rPr>
                 <w:bCs/>
@@ -7651,7 +7320,7 @@
                 <w:iCs/>
                 <w:color w:val="000000"/>
               </w:rPr>
-              <w:t>Work</w:t>
+              <w:t xml:space="preserve"> </w:t>
             </w:r>
             <w:r>
               <w:rPr>
@@ -7660,18 +7329,8 @@
                 <w:iCs/>
                 <w:color w:val="000000"/>
               </w:rPr>
-              <w:t xml:space="preserve"> </w:t>
-            </w:r>
-            <w:r>
-              <w:rPr>
-                <w:bCs/>
-                <w:i/>
-                <w:iCs/>
-                <w:color w:val="000000"/>
-              </w:rPr>
               <w:t xml:space="preserve"> Conducted</w:t>
             </w:r>
-            <w:proofErr w:type="gramEnd"/>
             <w:r>
               <w:rPr>
                 <w:bCs/>
@@ -7739,107 +7398,7 @@
                 <w:color w:val="000000"/>
                 <w:lang w:val="en-AE"/>
               </w:rPr>
-              <w:t xml:space="preserve">I practiced working with arrays and objects, </w:t>
-            </w:r>
-            <w:proofErr w:type="spellStart"/>
-            <w:r>
-              <w:rPr>
-                <w:bCs/>
-                <w:i/>
-                <w:iCs/>
-                <w:color w:val="000000"/>
-                <w:lang w:val="en-AE"/>
-              </w:rPr>
-              <w:t>localStorage</w:t>
-            </w:r>
-            <w:proofErr w:type="spellEnd"/>
-            <w:r>
-              <w:rPr>
-                <w:bCs/>
-                <w:i/>
-                <w:iCs/>
-                <w:color w:val="000000"/>
-                <w:lang w:val="en-AE"/>
-              </w:rPr>
-              <w:t xml:space="preserve">, JSON, DOM manipulation, event listeners, and methods such as </w:t>
-            </w:r>
-            <w:proofErr w:type="spellStart"/>
-            <w:proofErr w:type="gramStart"/>
-            <w:r>
-              <w:rPr>
-                <w:bCs/>
-                <w:i/>
-                <w:iCs/>
-                <w:color w:val="000000"/>
-                <w:lang w:val="en-AE"/>
-              </w:rPr>
-              <w:t>forEach</w:t>
-            </w:r>
-            <w:proofErr w:type="spellEnd"/>
-            <w:r>
-              <w:rPr>
-                <w:bCs/>
-                <w:i/>
-                <w:iCs/>
-                <w:color w:val="000000"/>
-                <w:lang w:val="en-AE"/>
-              </w:rPr>
-              <w:t>(</w:t>
-            </w:r>
-            <w:proofErr w:type="gramEnd"/>
-            <w:r>
-              <w:rPr>
-                <w:bCs/>
-                <w:i/>
-                <w:iCs/>
-                <w:color w:val="000000"/>
-                <w:lang w:val="en-AE"/>
-              </w:rPr>
-              <w:t xml:space="preserve">), </w:t>
-            </w:r>
-            <w:proofErr w:type="gramStart"/>
-            <w:r>
-              <w:rPr>
-                <w:bCs/>
-                <w:i/>
-                <w:iCs/>
-                <w:color w:val="000000"/>
-                <w:lang w:val="en-AE"/>
-              </w:rPr>
-              <w:t>push(</w:t>
-            </w:r>
-            <w:proofErr w:type="gramEnd"/>
-            <w:r>
-              <w:rPr>
-                <w:bCs/>
-                <w:i/>
-                <w:iCs/>
-                <w:color w:val="000000"/>
-                <w:lang w:val="en-AE"/>
-              </w:rPr>
-              <w:t xml:space="preserve">), and </w:t>
-            </w:r>
-            <w:proofErr w:type="gramStart"/>
-            <w:r>
-              <w:rPr>
-                <w:bCs/>
-                <w:i/>
-                <w:iCs/>
-                <w:color w:val="000000"/>
-                <w:lang w:val="en-AE"/>
-              </w:rPr>
-              <w:t>filter(</w:t>
-            </w:r>
-            <w:proofErr w:type="gramEnd"/>
-            <w:r>
-              <w:rPr>
-                <w:bCs/>
-                <w:i/>
-                <w:iCs/>
-                <w:color w:val="000000"/>
-                <w:lang w:val="en-AE"/>
-              </w:rPr>
-              <w:t>).</w:t>
+              <w:t>I practiced working with arrays and objects, localStorage, JSON, DOM manipulation, event listeners, and methods such as forEach(), push(), and filter().</w:t>
             </w:r>
           </w:p>
         </w:tc>
@@ -7881,39 +7440,7 @@
                 <w:b/>
                 <w:color w:val="000000"/>
               </w:rPr>
-              <w:t xml:space="preserve"> </w:t>
-            </w:r>
-            <w:proofErr w:type="spellStart"/>
-            <w:r>
-              <w:rPr>
-                <w:b/>
-                <w:color w:val="000000"/>
-              </w:rPr>
-              <w:t>Yapılan</w:t>
-            </w:r>
-            <w:proofErr w:type="spellEnd"/>
-            <w:r>
-              <w:rPr>
-                <w:b/>
-                <w:color w:val="000000"/>
-              </w:rPr>
-              <w:t xml:space="preserve"> </w:t>
-            </w:r>
-            <w:proofErr w:type="spellStart"/>
-            <w:r>
-              <w:rPr>
-                <w:b/>
-                <w:color w:val="000000"/>
-              </w:rPr>
-              <w:t>İşler</w:t>
-            </w:r>
-            <w:proofErr w:type="spellEnd"/>
-            <w:r>
-              <w:rPr>
-                <w:b/>
-                <w:color w:val="000000"/>
-              </w:rPr>
-              <w:t>/</w:t>
+              <w:t xml:space="preserve"> Yapılan İşler/</w:t>
             </w:r>
             <w:r>
               <w:rPr>
@@ -7985,153 +7512,7 @@
                 <w:szCs w:val="18"/>
                 <w:lang w:val="en-AE"/>
               </w:rPr>
-              <w:t xml:space="preserve">I started by loading the existing cart from </w:t>
-            </w:r>
-            <w:proofErr w:type="spellStart"/>
-            <w:r>
-              <w:rPr>
-                <w:sz w:val="18"/>
-                <w:szCs w:val="18"/>
-                <w:lang w:val="en-AE"/>
-              </w:rPr>
-              <w:t>localStorage</w:t>
-            </w:r>
-            <w:proofErr w:type="spellEnd"/>
-            <w:r>
-              <w:rPr>
-                <w:sz w:val="18"/>
-                <w:szCs w:val="18"/>
-                <w:lang w:val="en-AE"/>
-              </w:rPr>
-              <w:t xml:space="preserve"> using </w:t>
-            </w:r>
-            <w:proofErr w:type="spellStart"/>
-            <w:r>
-              <w:rPr>
-                <w:sz w:val="18"/>
-                <w:szCs w:val="18"/>
-                <w:lang w:val="en-AE"/>
-              </w:rPr>
-              <w:t>JSON.parse</w:t>
-            </w:r>
-            <w:proofErr w:type="spellEnd"/>
-            <w:r>
-              <w:rPr>
-                <w:sz w:val="18"/>
-                <w:szCs w:val="18"/>
-                <w:lang w:val="en-AE"/>
-              </w:rPr>
-              <w:t xml:space="preserve">(). When a new product is added, its name and price are retrieved from the HTML using </w:t>
-            </w:r>
-            <w:proofErr w:type="spellStart"/>
-            <w:proofErr w:type="gramStart"/>
-            <w:r>
-              <w:rPr>
-                <w:sz w:val="18"/>
-                <w:szCs w:val="18"/>
-                <w:lang w:val="en-AE"/>
-              </w:rPr>
-              <w:t>getAttribute</w:t>
-            </w:r>
-            <w:proofErr w:type="spellEnd"/>
-            <w:r>
-              <w:rPr>
-                <w:sz w:val="18"/>
-                <w:szCs w:val="18"/>
-                <w:lang w:val="en-AE"/>
-              </w:rPr>
-              <w:t>(</w:t>
-            </w:r>
-            <w:proofErr w:type="gramEnd"/>
-            <w:r>
-              <w:rPr>
-                <w:sz w:val="18"/>
-                <w:szCs w:val="18"/>
-                <w:lang w:val="en-AE"/>
-              </w:rPr>
-              <w:t xml:space="preserve">), and the price is converted into a number using </w:t>
-            </w:r>
-            <w:proofErr w:type="spellStart"/>
-            <w:proofErr w:type="gramStart"/>
-            <w:r>
-              <w:rPr>
-                <w:sz w:val="18"/>
-                <w:szCs w:val="18"/>
-                <w:lang w:val="en-AE"/>
-              </w:rPr>
-              <w:t>parseFloat</w:t>
-            </w:r>
-            <w:proofErr w:type="spellEnd"/>
-            <w:r>
-              <w:rPr>
-                <w:sz w:val="18"/>
-                <w:szCs w:val="18"/>
-                <w:lang w:val="en-AE"/>
-              </w:rPr>
-              <w:t>(</w:t>
-            </w:r>
-            <w:proofErr w:type="gramEnd"/>
-            <w:r>
-              <w:rPr>
-                <w:sz w:val="18"/>
-                <w:szCs w:val="18"/>
-                <w:lang w:val="en-AE"/>
-              </w:rPr>
-              <w:t xml:space="preserve">). The product is then added to the cart with </w:t>
-            </w:r>
-            <w:proofErr w:type="gramStart"/>
-            <w:r>
-              <w:rPr>
-                <w:sz w:val="18"/>
-                <w:szCs w:val="18"/>
-                <w:lang w:val="en-AE"/>
-              </w:rPr>
-              <w:t>push(</w:t>
-            </w:r>
-            <w:proofErr w:type="gramEnd"/>
-            <w:r>
-              <w:rPr>
-                <w:sz w:val="18"/>
-                <w:szCs w:val="18"/>
-                <w:lang w:val="en-AE"/>
-              </w:rPr>
-              <w:t xml:space="preserve">) and saved back to </w:t>
-            </w:r>
-            <w:proofErr w:type="spellStart"/>
-            <w:r>
-              <w:rPr>
-                <w:sz w:val="18"/>
-                <w:szCs w:val="18"/>
-                <w:lang w:val="en-AE"/>
-              </w:rPr>
-              <w:t>localStorage</w:t>
-            </w:r>
-            <w:proofErr w:type="spellEnd"/>
-            <w:r>
-              <w:rPr>
-                <w:sz w:val="18"/>
-                <w:szCs w:val="18"/>
-                <w:lang w:val="en-AE"/>
-              </w:rPr>
-              <w:t xml:space="preserve"> using </w:t>
-            </w:r>
-            <w:proofErr w:type="spellStart"/>
-            <w:r>
-              <w:rPr>
-                <w:sz w:val="18"/>
-                <w:szCs w:val="18"/>
-                <w:lang w:val="en-AE"/>
-              </w:rPr>
-              <w:t>JSON.stringify</w:t>
-            </w:r>
-            <w:proofErr w:type="spellEnd"/>
-            <w:r>
-              <w:rPr>
-                <w:sz w:val="18"/>
-                <w:szCs w:val="18"/>
-                <w:lang w:val="en-AE"/>
-              </w:rPr>
-              <w:t>().</w:t>
+              <w:t>I started by loading the existing cart from localStorage using JSON.parse(). When a new product is added, its name and price are retrieved from the HTML using getAttribute(), and the price is converted into a number using parseFloat(). The product is then added to the cart with push() and saved back to localStorage using JSON.stringify().</w:t>
             </w:r>
           </w:p>
           <w:p>
@@ -8158,109 +7539,7 @@
                 <w:szCs w:val="18"/>
                 <w:lang w:val="en-AE"/>
               </w:rPr>
-              <w:t xml:space="preserve">I also worked on displaying cart items dynamically. For each product, I created a new HTML element using </w:t>
-            </w:r>
-            <w:proofErr w:type="spellStart"/>
-            <w:proofErr w:type="gramStart"/>
-            <w:r>
-              <w:rPr>
-                <w:sz w:val="18"/>
-                <w:szCs w:val="18"/>
-                <w:lang w:val="en-AE"/>
-              </w:rPr>
-              <w:t>createElement</w:t>
-            </w:r>
-            <w:proofErr w:type="spellEnd"/>
-            <w:r>
-              <w:rPr>
-                <w:sz w:val="18"/>
-                <w:szCs w:val="18"/>
-                <w:lang w:val="en-AE"/>
-              </w:rPr>
-              <w:t>(</w:t>
-            </w:r>
-            <w:proofErr w:type="gramEnd"/>
-            <w:r>
-              <w:rPr>
-                <w:sz w:val="18"/>
-                <w:szCs w:val="18"/>
-                <w:lang w:val="en-AE"/>
-              </w:rPr>
-              <w:t xml:space="preserve">) and displayed its information using </w:t>
-            </w:r>
-            <w:proofErr w:type="spellStart"/>
-            <w:r>
-              <w:rPr>
-                <w:sz w:val="18"/>
-                <w:szCs w:val="18"/>
-                <w:lang w:val="en-AE"/>
-              </w:rPr>
-              <w:t>textContent</w:t>
-            </w:r>
-            <w:proofErr w:type="spellEnd"/>
-            <w:r>
-              <w:rPr>
-                <w:sz w:val="18"/>
-                <w:szCs w:val="18"/>
-                <w:lang w:val="en-AE"/>
-              </w:rPr>
-              <w:t xml:space="preserve">. I used </w:t>
-            </w:r>
-            <w:proofErr w:type="spellStart"/>
-            <w:proofErr w:type="gramStart"/>
-            <w:r>
-              <w:rPr>
-                <w:sz w:val="18"/>
-                <w:szCs w:val="18"/>
-                <w:lang w:val="en-AE"/>
-              </w:rPr>
-              <w:t>appendChild</w:t>
-            </w:r>
-            <w:proofErr w:type="spellEnd"/>
-            <w:r>
-              <w:rPr>
-                <w:sz w:val="18"/>
-                <w:szCs w:val="18"/>
-                <w:lang w:val="en-AE"/>
-              </w:rPr>
-              <w:t>(</w:t>
-            </w:r>
-            <w:proofErr w:type="gramEnd"/>
-            <w:r>
-              <w:rPr>
-                <w:sz w:val="18"/>
-                <w:szCs w:val="18"/>
-                <w:lang w:val="en-AE"/>
-              </w:rPr>
-              <w:t xml:space="preserve">) to add the elements to the cart container. The total price was calculated using </w:t>
-            </w:r>
-            <w:proofErr w:type="spellStart"/>
-            <w:proofErr w:type="gramStart"/>
-            <w:r>
-              <w:rPr>
-                <w:sz w:val="18"/>
-                <w:szCs w:val="18"/>
-                <w:lang w:val="en-AE"/>
-              </w:rPr>
-              <w:t>forEach</w:t>
-            </w:r>
-            <w:proofErr w:type="spellEnd"/>
-            <w:r>
-              <w:rPr>
-                <w:sz w:val="18"/>
-                <w:szCs w:val="18"/>
-                <w:lang w:val="en-AE"/>
-              </w:rPr>
-              <w:t>(</w:t>
-            </w:r>
-            <w:proofErr w:type="gramEnd"/>
-            <w:r>
-              <w:rPr>
-                <w:sz w:val="18"/>
-                <w:szCs w:val="18"/>
-                <w:lang w:val="en-AE"/>
-              </w:rPr>
-              <w:t>) and updated dynamically on the page.</w:t>
+              <w:t>I also worked on displaying cart items dynamically. For each product, I created a new HTML element using createElement() and displayed its information using textContent. I used appendChild() to add the elements to the cart container. The total price was calculated using forEach() and updated dynamically on the page.</w:t>
             </w:r>
           </w:p>
           <w:p>
@@ -8287,25 +7566,7 @@
                 <w:szCs w:val="18"/>
                 <w:lang w:val="en-AE"/>
               </w:rPr>
-              <w:t xml:space="preserve">The main new feature I worked on was removing products from the cart. I learned how </w:t>
-            </w:r>
-            <w:proofErr w:type="gramStart"/>
-            <w:r>
-              <w:rPr>
-                <w:sz w:val="18"/>
-                <w:szCs w:val="18"/>
-                <w:lang w:val="en-AE"/>
-              </w:rPr>
-              <w:t>filter(</w:t>
-            </w:r>
-            <w:proofErr w:type="gramEnd"/>
-            <w:r>
-              <w:rPr>
-                <w:sz w:val="18"/>
-                <w:szCs w:val="18"/>
-                <w:lang w:val="en-AE"/>
-              </w:rPr>
-              <w:t>) creates a new array and keeps only the elements that satisfy a condition. This allowed me to remove the selected product while keeping the others.</w:t>
+              <w:t>The main new feature I worked on was removing products from the cart. I learned how filter() creates a new array and keeps only the elements that satisfy a condition. This allowed me to remove the selected product while keeping the others.</w:t>
             </w:r>
           </w:p>
           <w:p>
@@ -8332,43 +7593,7 @@
                 <w:szCs w:val="18"/>
                 <w:lang w:val="en-AE"/>
               </w:rPr>
-              <w:t xml:space="preserve">A Remove button was created for each product and connected using an event listener. After removing an item from the cart, I updated </w:t>
-            </w:r>
-            <w:proofErr w:type="spellStart"/>
-            <w:r>
-              <w:rPr>
-                <w:sz w:val="18"/>
-                <w:szCs w:val="18"/>
-                <w:lang w:val="en-AE"/>
-              </w:rPr>
-              <w:t>localStorage</w:t>
-            </w:r>
-            <w:proofErr w:type="spellEnd"/>
-            <w:r>
-              <w:rPr>
-                <w:sz w:val="18"/>
-                <w:szCs w:val="18"/>
-                <w:lang w:val="en-AE"/>
-              </w:rPr>
-              <w:t xml:space="preserve"> and used </w:t>
-            </w:r>
-            <w:proofErr w:type="spellStart"/>
-            <w:r>
-              <w:rPr>
-                <w:sz w:val="18"/>
-                <w:szCs w:val="18"/>
-                <w:lang w:val="en-AE"/>
-              </w:rPr>
-              <w:t>itemElement.remove</w:t>
-            </w:r>
-            <w:proofErr w:type="spellEnd"/>
-            <w:r>
-              <w:rPr>
-                <w:sz w:val="18"/>
-                <w:szCs w:val="18"/>
-                <w:lang w:val="en-AE"/>
-              </w:rPr>
-              <w:t>() to remove the product from the page as well.</w:t>
+              <w:t>A Remove button was created for each product and connected using an event listener. After removing an item from the cart, I updated localStorage and used itemElement.remove() to remove the product from the page as well.</w:t>
             </w:r>
           </w:p>
           <w:p>
@@ -8395,25 +7620,7 @@
                 <w:szCs w:val="18"/>
                 <w:lang w:val="en-AE"/>
               </w:rPr>
-              <w:t xml:space="preserve">During this process, I also practiced debugging and learned the importance of creating variables before using them and keeping the JavaScript data, </w:t>
-            </w:r>
-            <w:proofErr w:type="spellStart"/>
-            <w:r>
-              <w:rPr>
-                <w:sz w:val="18"/>
-                <w:szCs w:val="18"/>
-                <w:lang w:val="en-AE"/>
-              </w:rPr>
-              <w:t>localStorage</w:t>
-            </w:r>
-            <w:proofErr w:type="spellEnd"/>
-            <w:r>
-              <w:rPr>
-                <w:sz w:val="18"/>
-                <w:szCs w:val="18"/>
-                <w:lang w:val="en-AE"/>
-              </w:rPr>
-              <w:t>, and DOM synchronized.</w:t>
+              <w:t>During this process, I also practiced debugging and learned the importance of creating variables before using them and keeping the JavaScript data, localStorage, and DOM synchronized.</w:t>
             </w:r>
           </w:p>
           <w:p>
@@ -8573,7 +7780,6 @@
                 <w:lang w:val="en-AE"/>
               </w:rPr>
             </w:pPr>
-            <w:proofErr w:type="spellStart"/>
             <w:r>
               <w:rPr>
                 <w:sz w:val="18"/>
@@ -8582,7 +7788,6 @@
               </w:rPr>
               <w:t>localStorage</w:t>
             </w:r>
-            <w:proofErr w:type="spellEnd"/>
           </w:p>
           <w:p>
             <w:pPr>
@@ -8701,71 +7906,7 @@
                 <w:szCs w:val="18"/>
                 <w:lang w:val="en-AE"/>
               </w:rPr>
-              <w:t xml:space="preserve">The main challenges were understanding how </w:t>
-            </w:r>
-            <w:proofErr w:type="gramStart"/>
-            <w:r>
-              <w:rPr>
-                <w:sz w:val="18"/>
-                <w:szCs w:val="18"/>
-                <w:lang w:val="en-AE"/>
-              </w:rPr>
-              <w:t>filter(</w:t>
-            </w:r>
-            <w:proofErr w:type="gramEnd"/>
-            <w:r>
-              <w:rPr>
-                <w:sz w:val="18"/>
-                <w:szCs w:val="18"/>
-                <w:lang w:val="en-AE"/>
-              </w:rPr>
-              <w:t xml:space="preserve">) works, why it returns a new array, and how functions can be used inside methods such as </w:t>
-            </w:r>
-            <w:proofErr w:type="spellStart"/>
-            <w:proofErr w:type="gramStart"/>
-            <w:r>
-              <w:rPr>
-                <w:sz w:val="18"/>
-                <w:szCs w:val="18"/>
-                <w:lang w:val="en-AE"/>
-              </w:rPr>
-              <w:t>forEach</w:t>
-            </w:r>
-            <w:proofErr w:type="spellEnd"/>
-            <w:r>
-              <w:rPr>
-                <w:sz w:val="18"/>
-                <w:szCs w:val="18"/>
-                <w:lang w:val="en-AE"/>
-              </w:rPr>
-              <w:t>(</w:t>
-            </w:r>
-            <w:proofErr w:type="gramEnd"/>
-            <w:r>
-              <w:rPr>
-                <w:sz w:val="18"/>
-                <w:szCs w:val="18"/>
-                <w:lang w:val="en-AE"/>
-              </w:rPr>
-              <w:t xml:space="preserve">) and </w:t>
-            </w:r>
-            <w:proofErr w:type="gramStart"/>
-            <w:r>
-              <w:rPr>
-                <w:sz w:val="18"/>
-                <w:szCs w:val="18"/>
-                <w:lang w:val="en-AE"/>
-              </w:rPr>
-              <w:t>filter(</w:t>
-            </w:r>
-            <w:proofErr w:type="gramEnd"/>
-            <w:r>
-              <w:rPr>
-                <w:sz w:val="18"/>
-                <w:szCs w:val="18"/>
-                <w:lang w:val="en-AE"/>
-              </w:rPr>
-              <w:t>). I also had an issue with the order of creating the Remove button and attaching its event listener, which I solved by correcting the order of the code.</w:t>
+              <w:t>The main challenges were understanding how filter() works, why it returns a new array, and how functions can be used inside methods such as forEach() and filter(). I also had an issue with the order of creating the Remove button and attaching its event listener, which I solved by correcting the order of the code.</w:t>
             </w:r>
           </w:p>
           <w:p>
@@ -8819,118 +7960,13 @@
                 <w:color w:val="000000"/>
               </w:rPr>
             </w:pPr>
-            <w:proofErr w:type="spellStart"/>
             <w:r>
               <w:rPr>
                 <w:b/>
                 <w:color w:val="000000"/>
               </w:rPr>
               <w:lastRenderedPageBreak/>
-              <w:t>Staj</w:t>
-            </w:r>
-            <w:proofErr w:type="spellEnd"/>
-            <w:r>
-              <w:rPr>
-                <w:b/>
-                <w:color w:val="000000"/>
-              </w:rPr>
-              <w:t xml:space="preserve"> </w:t>
-            </w:r>
-            <w:proofErr w:type="spellStart"/>
-            <w:r>
-              <w:rPr>
-                <w:b/>
-                <w:color w:val="000000"/>
-              </w:rPr>
-              <w:t>Sorumlusunun</w:t>
-            </w:r>
-            <w:proofErr w:type="spellEnd"/>
-            <w:r>
-              <w:rPr>
-                <w:b/>
-                <w:color w:val="000000"/>
-              </w:rPr>
-              <w:t xml:space="preserve"> </w:t>
-            </w:r>
-            <w:proofErr w:type="spellStart"/>
-            <w:r>
-              <w:rPr>
-                <w:b/>
-                <w:color w:val="000000"/>
-              </w:rPr>
-              <w:t>Görüşleri</w:t>
-            </w:r>
-            <w:proofErr w:type="spellEnd"/>
-            <w:r>
-              <w:rPr>
-                <w:b/>
-                <w:color w:val="000000"/>
-              </w:rPr>
-              <w:t xml:space="preserve"> </w:t>
-            </w:r>
-            <w:proofErr w:type="spellStart"/>
-            <w:r>
-              <w:rPr>
-                <w:b/>
-                <w:color w:val="000000"/>
-              </w:rPr>
-              <w:t>ve</w:t>
-            </w:r>
-            <w:proofErr w:type="spellEnd"/>
-            <w:r>
-              <w:rPr>
-                <w:b/>
-                <w:color w:val="000000"/>
-              </w:rPr>
-              <w:t xml:space="preserve"> </w:t>
-            </w:r>
-            <w:proofErr w:type="spellStart"/>
-            <w:r>
-              <w:rPr>
-                <w:b/>
-                <w:color w:val="000000"/>
-              </w:rPr>
-              <w:t>Önerileri</w:t>
-            </w:r>
-            <w:proofErr w:type="spellEnd"/>
-            <w:r>
-              <w:rPr>
-                <w:b/>
-                <w:color w:val="000000"/>
-              </w:rPr>
-              <w:t xml:space="preserve"> (</w:t>
-            </w:r>
-            <w:proofErr w:type="spellStart"/>
-            <w:r>
-              <w:rPr>
-                <w:b/>
-                <w:color w:val="000000"/>
-              </w:rPr>
-              <w:t>İsteğe</w:t>
-            </w:r>
-            <w:proofErr w:type="spellEnd"/>
-            <w:r>
-              <w:rPr>
-                <w:b/>
-                <w:color w:val="000000"/>
-              </w:rPr>
-              <w:t xml:space="preserve"> </w:t>
-            </w:r>
-            <w:proofErr w:type="spellStart"/>
-            <w:r>
-              <w:rPr>
-                <w:b/>
-                <w:color w:val="000000"/>
-              </w:rPr>
-              <w:t>bağlıdır</w:t>
-            </w:r>
-            <w:proofErr w:type="spellEnd"/>
-            <w:r>
-              <w:rPr>
-                <w:b/>
-                <w:color w:val="000000"/>
-              </w:rPr>
-              <w:t>)/</w:t>
+              <w:t>Staj Sorumlusunun Görüşleri ve Önerileri (İsteğe bağlıdır)/</w:t>
             </w:r>
             <w:r>
               <w:rPr>
@@ -9008,101 +8044,19 @@
                 <w:color w:val="000000"/>
               </w:rPr>
             </w:pPr>
-            <w:proofErr w:type="spellStart"/>
             <w:r>
               <w:rPr>
                 <w:b/>
                 <w:color w:val="000000"/>
               </w:rPr>
-              <w:t>Staj</w:t>
-            </w:r>
-            <w:proofErr w:type="spellEnd"/>
+              <w:t xml:space="preserve">Staj Sorumlusunun Adı Soyadı ve </w:t>
+            </w:r>
             <w:r>
               <w:rPr>
                 <w:b/>
                 <w:color w:val="000000"/>
               </w:rPr>
-              <w:t xml:space="preserve"> </w:t>
-            </w:r>
-            <w:proofErr w:type="spellStart"/>
-            <w:r>
-              <w:rPr>
-                <w:b/>
-                <w:color w:val="000000"/>
-              </w:rPr>
-              <w:t>Sorumlusunun</w:t>
-            </w:r>
-            <w:proofErr w:type="spellEnd"/>
-            <w:r>
-              <w:rPr>
-                <w:b/>
-                <w:color w:val="000000"/>
-              </w:rPr>
-              <w:t xml:space="preserve"> </w:t>
-            </w:r>
-            <w:proofErr w:type="spellStart"/>
-            <w:r>
-              <w:rPr>
-                <w:b/>
-                <w:color w:val="000000"/>
-              </w:rPr>
-              <w:t>Adı</w:t>
-            </w:r>
-            <w:proofErr w:type="spellEnd"/>
-            <w:r>
-              <w:rPr>
-                <w:b/>
-                <w:color w:val="000000"/>
-              </w:rPr>
-              <w:t xml:space="preserve"> </w:t>
-            </w:r>
-            <w:proofErr w:type="spellStart"/>
-            <w:r>
-              <w:rPr>
-                <w:b/>
-                <w:color w:val="000000"/>
-              </w:rPr>
-              <w:t>Soyadı</w:t>
-            </w:r>
-            <w:proofErr w:type="spellEnd"/>
-            <w:r>
-              <w:rPr>
-                <w:b/>
-                <w:color w:val="000000"/>
-              </w:rPr>
-              <w:t xml:space="preserve"> </w:t>
-            </w:r>
-            <w:proofErr w:type="spellStart"/>
-            <w:r>
-              <w:rPr>
-                <w:b/>
-                <w:color w:val="000000"/>
-              </w:rPr>
-              <w:t>ve</w:t>
-            </w:r>
-            <w:proofErr w:type="spellEnd"/>
-            <w:r>
-              <w:rPr>
-                <w:b/>
-                <w:color w:val="000000"/>
-              </w:rPr>
-              <w:t xml:space="preserve"> </w:t>
-            </w:r>
-            <w:proofErr w:type="spellStart"/>
-            <w:r>
-              <w:rPr>
-                <w:b/>
-                <w:color w:val="000000"/>
-              </w:rPr>
-              <w:t>İmzası</w:t>
-            </w:r>
-            <w:proofErr w:type="spellEnd"/>
-            <w:r>
-              <w:rPr>
-                <w:b/>
-                <w:color w:val="000000"/>
-              </w:rPr>
-              <w:t>/</w:t>
+              <w:t>İmzası/</w:t>
             </w:r>
           </w:p>
           <w:p>
@@ -9159,101 +8113,12 @@
                 <w:color w:val="000000"/>
               </w:rPr>
             </w:pPr>
-            <w:proofErr w:type="spellStart"/>
             <w:r>
               <w:rPr>
                 <w:b/>
                 <w:color w:val="000000"/>
               </w:rPr>
-              <w:t>Staj</w:t>
-            </w:r>
-            <w:proofErr w:type="spellEnd"/>
-            <w:r>
-              <w:rPr>
-                <w:b/>
-                <w:color w:val="000000"/>
-              </w:rPr>
-              <w:t xml:space="preserve"> </w:t>
-            </w:r>
-            <w:proofErr w:type="spellStart"/>
-            <w:r>
-              <w:rPr>
-                <w:b/>
-                <w:color w:val="000000"/>
-              </w:rPr>
-              <w:t>Yapanın</w:t>
-            </w:r>
-            <w:proofErr w:type="spellEnd"/>
-            <w:r>
-              <w:rPr>
-                <w:b/>
-                <w:color w:val="000000"/>
-              </w:rPr>
-              <w:t xml:space="preserve"> </w:t>
-            </w:r>
-            <w:proofErr w:type="spellStart"/>
-            <w:r>
-              <w:rPr>
-                <w:b/>
-                <w:color w:val="000000"/>
-              </w:rPr>
-              <w:t>Adı</w:t>
-            </w:r>
-            <w:proofErr w:type="spellEnd"/>
-            <w:r>
-              <w:rPr>
-                <w:b/>
-                <w:color w:val="000000"/>
-              </w:rPr>
-              <w:t xml:space="preserve"> </w:t>
-            </w:r>
-            <w:proofErr w:type="spellStart"/>
-            <w:r>
-              <w:rPr>
-                <w:b/>
-                <w:color w:val="000000"/>
-              </w:rPr>
-              <w:t>Soyadı</w:t>
-            </w:r>
-            <w:proofErr w:type="spellEnd"/>
-            <w:r>
-              <w:rPr>
-                <w:b/>
-                <w:color w:val="000000"/>
-              </w:rPr>
-              <w:t xml:space="preserve"> </w:t>
-            </w:r>
-            <w:proofErr w:type="spellStart"/>
-            <w:r>
-              <w:rPr>
-                <w:b/>
-                <w:color w:val="000000"/>
-              </w:rPr>
-              <w:t>ve</w:t>
-            </w:r>
-            <w:proofErr w:type="spellEnd"/>
-            <w:r>
-              <w:rPr>
-                <w:b/>
-                <w:color w:val="000000"/>
-              </w:rPr>
-              <w:t xml:space="preserve"> </w:t>
-            </w:r>
-            <w:proofErr w:type="spellStart"/>
-            <w:r>
-              <w:rPr>
-                <w:b/>
-                <w:color w:val="000000"/>
-              </w:rPr>
-              <w:t>İmzası</w:t>
-            </w:r>
-            <w:proofErr w:type="spellEnd"/>
-            <w:r>
-              <w:rPr>
-                <w:b/>
-                <w:color w:val="000000"/>
-              </w:rPr>
-              <w:t>/</w:t>
+              <w:t>Staj Yapanın Adı Soyadı ve İmzası/</w:t>
             </w:r>
           </w:p>
           <w:p>
@@ -9410,9 +8275,8 @@
           <w:sz w:val="22"/>
           <w:szCs w:val="22"/>
         </w:rPr>
-        <w:t xml:space="preserve">Bu </w:t>
-      </w:r>
-      <w:proofErr w:type="spellStart"/>
+        <w:t xml:space="preserve">Bu kısım sadece bölüm staj kılavuzunda alan soruları yer alan öğrenciler tarafından </w:t>
+      </w:r>
       <w:r>
         <w:rPr>
           <w:rFonts w:ascii="Times New Roman" w:eastAsia="Times New Roman" w:hAnsi="Times New Roman" w:cs="Times New Roman"/>
@@ -9421,9 +8285,8 @@
           <w:sz w:val="22"/>
           <w:szCs w:val="22"/>
         </w:rPr>
-        <w:t>kısım</w:t>
-      </w:r>
-      <w:proofErr w:type="spellEnd"/>
+        <w:t xml:space="preserve">dolduracaktır, </w:t>
+      </w:r>
       <w:r>
         <w:rPr>
           <w:rFonts w:ascii="Times New Roman" w:eastAsia="Times New Roman" w:hAnsi="Times New Roman" w:cs="Times New Roman"/>
@@ -9432,9 +8295,8 @@
           <w:sz w:val="22"/>
           <w:szCs w:val="22"/>
         </w:rPr>
-        <w:t xml:space="preserve"> </w:t>
-      </w:r>
-      <w:proofErr w:type="spellStart"/>
+        <w:t>D</w:t>
+      </w:r>
       <w:r>
         <w:rPr>
           <w:rFonts w:ascii="Times New Roman" w:eastAsia="Times New Roman" w:hAnsi="Times New Roman" w:cs="Times New Roman"/>
@@ -9443,380 +8305,7 @@
           <w:sz w:val="22"/>
           <w:szCs w:val="22"/>
         </w:rPr>
-        <w:t>sadece</w:t>
-      </w:r>
-      <w:proofErr w:type="spellEnd"/>
-      <w:r>
-        <w:rPr>
-          <w:rFonts w:ascii="Times New Roman" w:eastAsia="Times New Roman" w:hAnsi="Times New Roman" w:cs="Times New Roman"/>
-          <w:b/>
-          <w:color w:val="000000"/>
-          <w:sz w:val="22"/>
-          <w:szCs w:val="22"/>
-        </w:rPr>
-        <w:t xml:space="preserve"> </w:t>
-      </w:r>
-      <w:proofErr w:type="spellStart"/>
-      <w:r>
-        <w:rPr>
-          <w:rFonts w:ascii="Times New Roman" w:eastAsia="Times New Roman" w:hAnsi="Times New Roman" w:cs="Times New Roman"/>
-          <w:b/>
-          <w:color w:val="000000"/>
-          <w:sz w:val="22"/>
-          <w:szCs w:val="22"/>
-        </w:rPr>
-        <w:t>bölüm</w:t>
-      </w:r>
-      <w:proofErr w:type="spellEnd"/>
-      <w:r>
-        <w:rPr>
-          <w:rFonts w:ascii="Times New Roman" w:eastAsia="Times New Roman" w:hAnsi="Times New Roman" w:cs="Times New Roman"/>
-          <w:b/>
-          <w:color w:val="000000"/>
-          <w:sz w:val="22"/>
-          <w:szCs w:val="22"/>
-        </w:rPr>
-        <w:t xml:space="preserve"> </w:t>
-      </w:r>
-      <w:proofErr w:type="spellStart"/>
-      <w:r>
-        <w:rPr>
-          <w:rFonts w:ascii="Times New Roman" w:eastAsia="Times New Roman" w:hAnsi="Times New Roman" w:cs="Times New Roman"/>
-          <w:b/>
-          <w:color w:val="000000"/>
-          <w:sz w:val="22"/>
-          <w:szCs w:val="22"/>
-        </w:rPr>
-        <w:t>staj</w:t>
-      </w:r>
-      <w:proofErr w:type="spellEnd"/>
-      <w:r>
-        <w:rPr>
-          <w:rFonts w:ascii="Times New Roman" w:eastAsia="Times New Roman" w:hAnsi="Times New Roman" w:cs="Times New Roman"/>
-          <w:b/>
-          <w:color w:val="000000"/>
-          <w:sz w:val="22"/>
-          <w:szCs w:val="22"/>
-        </w:rPr>
-        <w:t xml:space="preserve"> </w:t>
-      </w:r>
-      <w:proofErr w:type="spellStart"/>
-      <w:r>
-        <w:rPr>
-          <w:rFonts w:ascii="Times New Roman" w:eastAsia="Times New Roman" w:hAnsi="Times New Roman" w:cs="Times New Roman"/>
-          <w:b/>
-          <w:color w:val="000000"/>
-          <w:sz w:val="22"/>
-          <w:szCs w:val="22"/>
-        </w:rPr>
-        <w:t>kılavuzunda</w:t>
-      </w:r>
-      <w:proofErr w:type="spellEnd"/>
-      <w:r>
-        <w:rPr>
-          <w:rFonts w:ascii="Times New Roman" w:eastAsia="Times New Roman" w:hAnsi="Times New Roman" w:cs="Times New Roman"/>
-          <w:b/>
-          <w:color w:val="000000"/>
-          <w:sz w:val="22"/>
-          <w:szCs w:val="22"/>
-        </w:rPr>
-        <w:t xml:space="preserve"> </w:t>
-      </w:r>
-      <w:proofErr w:type="spellStart"/>
-      <w:r>
-        <w:rPr>
-          <w:rFonts w:ascii="Times New Roman" w:eastAsia="Times New Roman" w:hAnsi="Times New Roman" w:cs="Times New Roman"/>
-          <w:b/>
-          <w:color w:val="000000"/>
-          <w:sz w:val="22"/>
-          <w:szCs w:val="22"/>
-        </w:rPr>
-        <w:t>alan</w:t>
-      </w:r>
-      <w:proofErr w:type="spellEnd"/>
-      <w:r>
-        <w:rPr>
-          <w:rFonts w:ascii="Times New Roman" w:eastAsia="Times New Roman" w:hAnsi="Times New Roman" w:cs="Times New Roman"/>
-          <w:b/>
-          <w:color w:val="000000"/>
-          <w:sz w:val="22"/>
-          <w:szCs w:val="22"/>
-        </w:rPr>
-        <w:t xml:space="preserve"> </w:t>
-      </w:r>
-      <w:proofErr w:type="spellStart"/>
-      <w:r>
-        <w:rPr>
-          <w:rFonts w:ascii="Times New Roman" w:eastAsia="Times New Roman" w:hAnsi="Times New Roman" w:cs="Times New Roman"/>
-          <w:b/>
-          <w:color w:val="000000"/>
-          <w:sz w:val="22"/>
-          <w:szCs w:val="22"/>
-        </w:rPr>
-        <w:t>soruları</w:t>
-      </w:r>
-      <w:proofErr w:type="spellEnd"/>
-      <w:r>
-        <w:rPr>
-          <w:rFonts w:ascii="Times New Roman" w:eastAsia="Times New Roman" w:hAnsi="Times New Roman" w:cs="Times New Roman"/>
-          <w:b/>
-          <w:color w:val="000000"/>
-          <w:sz w:val="22"/>
-          <w:szCs w:val="22"/>
-        </w:rPr>
-        <w:t xml:space="preserve"> </w:t>
-      </w:r>
-      <w:proofErr w:type="spellStart"/>
-      <w:r>
-        <w:rPr>
-          <w:rFonts w:ascii="Times New Roman" w:eastAsia="Times New Roman" w:hAnsi="Times New Roman" w:cs="Times New Roman"/>
-          <w:b/>
-          <w:color w:val="000000"/>
-          <w:sz w:val="22"/>
-          <w:szCs w:val="22"/>
-        </w:rPr>
-        <w:t>yer</w:t>
-      </w:r>
-      <w:proofErr w:type="spellEnd"/>
-      <w:r>
-        <w:rPr>
-          <w:rFonts w:ascii="Times New Roman" w:eastAsia="Times New Roman" w:hAnsi="Times New Roman" w:cs="Times New Roman"/>
-          <w:b/>
-          <w:color w:val="000000"/>
-          <w:sz w:val="22"/>
-          <w:szCs w:val="22"/>
-        </w:rPr>
-        <w:t xml:space="preserve"> </w:t>
-      </w:r>
-      <w:proofErr w:type="spellStart"/>
-      <w:r>
-        <w:rPr>
-          <w:rFonts w:ascii="Times New Roman" w:eastAsia="Times New Roman" w:hAnsi="Times New Roman" w:cs="Times New Roman"/>
-          <w:b/>
-          <w:color w:val="000000"/>
-          <w:sz w:val="22"/>
-          <w:szCs w:val="22"/>
-        </w:rPr>
-        <w:t>alan</w:t>
-      </w:r>
-      <w:proofErr w:type="spellEnd"/>
-      <w:r>
-        <w:rPr>
-          <w:rFonts w:ascii="Times New Roman" w:eastAsia="Times New Roman" w:hAnsi="Times New Roman" w:cs="Times New Roman"/>
-          <w:b/>
-          <w:color w:val="000000"/>
-          <w:sz w:val="22"/>
-          <w:szCs w:val="22"/>
-        </w:rPr>
-        <w:t xml:space="preserve"> </w:t>
-      </w:r>
-      <w:proofErr w:type="spellStart"/>
-      <w:r>
-        <w:rPr>
-          <w:rFonts w:ascii="Times New Roman" w:eastAsia="Times New Roman" w:hAnsi="Times New Roman" w:cs="Times New Roman"/>
-          <w:b/>
-          <w:color w:val="000000"/>
-          <w:sz w:val="22"/>
-          <w:szCs w:val="22"/>
-        </w:rPr>
-        <w:t>öğrenciler</w:t>
-      </w:r>
-      <w:proofErr w:type="spellEnd"/>
-      <w:r>
-        <w:rPr>
-          <w:rFonts w:ascii="Times New Roman" w:eastAsia="Times New Roman" w:hAnsi="Times New Roman" w:cs="Times New Roman"/>
-          <w:b/>
-          <w:color w:val="000000"/>
-          <w:sz w:val="22"/>
-          <w:szCs w:val="22"/>
-        </w:rPr>
-        <w:t xml:space="preserve"> </w:t>
-      </w:r>
-      <w:proofErr w:type="spellStart"/>
-      <w:r>
-        <w:rPr>
-          <w:rFonts w:ascii="Times New Roman" w:eastAsia="Times New Roman" w:hAnsi="Times New Roman" w:cs="Times New Roman"/>
-          <w:b/>
-          <w:color w:val="000000"/>
-          <w:sz w:val="22"/>
-          <w:szCs w:val="22"/>
-        </w:rPr>
-        <w:t>tarafından</w:t>
-      </w:r>
-      <w:proofErr w:type="spellEnd"/>
-      <w:r>
-        <w:rPr>
-          <w:rFonts w:ascii="Times New Roman" w:eastAsia="Times New Roman" w:hAnsi="Times New Roman" w:cs="Times New Roman"/>
-          <w:b/>
-          <w:color w:val="000000"/>
-          <w:sz w:val="22"/>
-          <w:szCs w:val="22"/>
-        </w:rPr>
-        <w:t xml:space="preserve"> </w:t>
-      </w:r>
-      <w:proofErr w:type="spellStart"/>
-      <w:r>
-        <w:rPr>
-          <w:rFonts w:ascii="Times New Roman" w:eastAsia="Times New Roman" w:hAnsi="Times New Roman" w:cs="Times New Roman"/>
-          <w:b/>
-          <w:color w:val="000000"/>
-          <w:sz w:val="22"/>
-          <w:szCs w:val="22"/>
-        </w:rPr>
-        <w:t>dolduracaktır</w:t>
-      </w:r>
-      <w:proofErr w:type="spellEnd"/>
-      <w:r>
-        <w:rPr>
-          <w:rFonts w:ascii="Times New Roman" w:eastAsia="Times New Roman" w:hAnsi="Times New Roman" w:cs="Times New Roman"/>
-          <w:b/>
-          <w:color w:val="000000"/>
-          <w:sz w:val="22"/>
-          <w:szCs w:val="22"/>
-        </w:rPr>
-        <w:t xml:space="preserve">, </w:t>
-      </w:r>
-      <w:proofErr w:type="spellStart"/>
-      <w:r>
-        <w:rPr>
-          <w:rFonts w:ascii="Times New Roman" w:eastAsia="Times New Roman" w:hAnsi="Times New Roman" w:cs="Times New Roman"/>
-          <w:b/>
-          <w:color w:val="000000"/>
-          <w:sz w:val="22"/>
-          <w:szCs w:val="22"/>
-        </w:rPr>
-        <w:t>D</w:t>
-      </w:r>
-      <w:r>
-        <w:rPr>
-          <w:rFonts w:ascii="Times New Roman" w:eastAsia="Times New Roman" w:hAnsi="Times New Roman" w:cs="Times New Roman"/>
-          <w:b/>
-          <w:color w:val="000000"/>
-          <w:sz w:val="22"/>
-          <w:szCs w:val="22"/>
-        </w:rPr>
-        <w:t>iğer</w:t>
-      </w:r>
-      <w:proofErr w:type="spellEnd"/>
-      <w:r>
-        <w:rPr>
-          <w:rFonts w:ascii="Times New Roman" w:eastAsia="Times New Roman" w:hAnsi="Times New Roman" w:cs="Times New Roman"/>
-          <w:b/>
-          <w:color w:val="000000"/>
-          <w:sz w:val="22"/>
-          <w:szCs w:val="22"/>
-        </w:rPr>
-        <w:t xml:space="preserve"> </w:t>
-      </w:r>
-      <w:proofErr w:type="spellStart"/>
-      <w:r>
-        <w:rPr>
-          <w:rFonts w:ascii="Times New Roman" w:eastAsia="Times New Roman" w:hAnsi="Times New Roman" w:cs="Times New Roman"/>
-          <w:b/>
-          <w:color w:val="000000"/>
-          <w:sz w:val="22"/>
-          <w:szCs w:val="22"/>
-        </w:rPr>
-        <w:t>bölüm</w:t>
-      </w:r>
-      <w:proofErr w:type="spellEnd"/>
-      <w:r>
-        <w:rPr>
-          <w:rFonts w:ascii="Times New Roman" w:eastAsia="Times New Roman" w:hAnsi="Times New Roman" w:cs="Times New Roman"/>
-          <w:b/>
-          <w:color w:val="000000"/>
-          <w:sz w:val="22"/>
-          <w:szCs w:val="22"/>
-        </w:rPr>
-        <w:t xml:space="preserve"> </w:t>
-      </w:r>
-      <w:proofErr w:type="spellStart"/>
-      <w:r>
-        <w:rPr>
-          <w:rFonts w:ascii="Times New Roman" w:eastAsia="Times New Roman" w:hAnsi="Times New Roman" w:cs="Times New Roman"/>
-          <w:b/>
-          <w:color w:val="000000"/>
-          <w:sz w:val="22"/>
-          <w:szCs w:val="22"/>
-        </w:rPr>
-        <w:t>öğrencileri</w:t>
-      </w:r>
-      <w:proofErr w:type="spellEnd"/>
-      <w:r>
-        <w:rPr>
-          <w:rFonts w:ascii="Times New Roman" w:eastAsia="Times New Roman" w:hAnsi="Times New Roman" w:cs="Times New Roman"/>
-          <w:b/>
-          <w:color w:val="000000"/>
-          <w:sz w:val="22"/>
-          <w:szCs w:val="22"/>
-        </w:rPr>
-        <w:t xml:space="preserve"> </w:t>
-      </w:r>
-      <w:proofErr w:type="spellStart"/>
-      <w:r>
-        <w:rPr>
-          <w:rFonts w:ascii="Times New Roman" w:eastAsia="Times New Roman" w:hAnsi="Times New Roman" w:cs="Times New Roman"/>
-          <w:b/>
-          <w:color w:val="000000"/>
-          <w:sz w:val="22"/>
-          <w:szCs w:val="22"/>
-        </w:rPr>
-        <w:t>bu</w:t>
-      </w:r>
-      <w:proofErr w:type="spellEnd"/>
-      <w:r>
-        <w:rPr>
-          <w:rFonts w:ascii="Times New Roman" w:eastAsia="Times New Roman" w:hAnsi="Times New Roman" w:cs="Times New Roman"/>
-          <w:b/>
-          <w:color w:val="000000"/>
-          <w:sz w:val="22"/>
-          <w:szCs w:val="22"/>
-        </w:rPr>
-        <w:t xml:space="preserve"> </w:t>
-      </w:r>
-      <w:proofErr w:type="spellStart"/>
-      <w:r>
-        <w:rPr>
-          <w:rFonts w:ascii="Times New Roman" w:eastAsia="Times New Roman" w:hAnsi="Times New Roman" w:cs="Times New Roman"/>
-          <w:b/>
-          <w:color w:val="000000"/>
-          <w:sz w:val="22"/>
-          <w:szCs w:val="22"/>
-        </w:rPr>
-        <w:t>kısmı</w:t>
-      </w:r>
-      <w:proofErr w:type="spellEnd"/>
-      <w:r>
-        <w:rPr>
-          <w:rFonts w:ascii="Times New Roman" w:eastAsia="Times New Roman" w:hAnsi="Times New Roman" w:cs="Times New Roman"/>
-          <w:b/>
-          <w:color w:val="000000"/>
-          <w:sz w:val="22"/>
-          <w:szCs w:val="22"/>
-        </w:rPr>
-        <w:t xml:space="preserve"> </w:t>
-      </w:r>
-      <w:proofErr w:type="spellStart"/>
-      <w:r>
-        <w:rPr>
-          <w:rFonts w:ascii="Times New Roman" w:eastAsia="Times New Roman" w:hAnsi="Times New Roman" w:cs="Times New Roman"/>
-          <w:b/>
-          <w:color w:val="000000"/>
-          <w:sz w:val="22"/>
-          <w:szCs w:val="22"/>
-        </w:rPr>
-        <w:t>ciltlemeyecektir</w:t>
-      </w:r>
-      <w:proofErr w:type="spellEnd"/>
-      <w:r>
-        <w:rPr>
-          <w:rFonts w:ascii="Times New Roman" w:eastAsia="Times New Roman" w:hAnsi="Times New Roman" w:cs="Times New Roman"/>
-          <w:b/>
-          <w:color w:val="000000"/>
-          <w:sz w:val="22"/>
-          <w:szCs w:val="22"/>
-        </w:rPr>
-        <w:t>.</w:t>
+        <w:t>iğer bölüm öğrencileri bu kısmı ciltlemeyecektir.</w:t>
       </w:r>
       <w:r>
         <w:rPr>
@@ -9876,226 +8365,50 @@
         <w:rPr>
           <w:b/>
         </w:rPr>
-        <w:t>(</w:t>
-      </w:r>
-      <w:proofErr w:type="spellStart"/>
+        <w:t>(Öğrencilerin staj türün</w:t>
+      </w:r>
       <w:r>
         <w:rPr>
           <w:b/>
         </w:rPr>
-        <w:t>Öğrencilerin</w:t>
-      </w:r>
-      <w:proofErr w:type="spellEnd"/>
+        <w:t>e</w:t>
+      </w:r>
       <w:r>
         <w:rPr>
           <w:b/>
         </w:rPr>
+        <w:t xml:space="preserve"> uygun olarak </w:t>
+      </w:r>
+      <w:r>
+        <w:rPr>
+          <w:b/>
+        </w:rPr>
+        <w:t xml:space="preserve">ilgili </w:t>
+      </w:r>
+      <w:r>
+        <w:rPr>
+          <w:b/>
+        </w:rPr>
+        <w:t>Bölüm Kılavuzunda ayrıntılarıyla verilen alan sorularını</w:t>
+      </w:r>
+      <w:r>
+        <w:rPr>
+          <w:b/>
+        </w:rPr>
         <w:t xml:space="preserve"> </w:t>
       </w:r>
-      <w:proofErr w:type="spellStart"/>
       <w:r>
         <w:rPr>
           <w:b/>
         </w:rPr>
-        <w:t>staj</w:t>
-      </w:r>
-      <w:proofErr w:type="spellEnd"/>
-      <w:r>
-        <w:rPr>
-          <w:b/>
-        </w:rPr>
-        <w:t xml:space="preserve"> </w:t>
-      </w:r>
-      <w:proofErr w:type="spellStart"/>
-      <w:r>
-        <w:rPr>
-          <w:b/>
-        </w:rPr>
-        <w:t>türün</w:t>
-      </w:r>
-      <w:r>
-        <w:rPr>
-          <w:b/>
-        </w:rPr>
-        <w:t>e</w:t>
-      </w:r>
-      <w:proofErr w:type="spellEnd"/>
-      <w:r>
-        <w:rPr>
-          <w:b/>
-        </w:rPr>
-        <w:t xml:space="preserve"> </w:t>
-      </w:r>
-      <w:proofErr w:type="spellStart"/>
-      <w:r>
-        <w:rPr>
-          <w:b/>
-        </w:rPr>
-        <w:t>uygun</w:t>
-      </w:r>
-      <w:proofErr w:type="spellEnd"/>
-      <w:r>
-        <w:rPr>
-          <w:b/>
-        </w:rPr>
-        <w:t xml:space="preserve"> </w:t>
-      </w:r>
-      <w:proofErr w:type="spellStart"/>
-      <w:r>
-        <w:rPr>
-          <w:b/>
-        </w:rPr>
-        <w:t>olarak</w:t>
-      </w:r>
-      <w:proofErr w:type="spellEnd"/>
-      <w:r>
-        <w:rPr>
-          <w:b/>
-        </w:rPr>
-        <w:t xml:space="preserve"> </w:t>
-      </w:r>
-      <w:proofErr w:type="spellStart"/>
-      <w:r>
-        <w:rPr>
-          <w:b/>
-        </w:rPr>
-        <w:t>ilgili</w:t>
-      </w:r>
-      <w:proofErr w:type="spellEnd"/>
-      <w:r>
-        <w:rPr>
-          <w:b/>
-        </w:rPr>
-        <w:t xml:space="preserve"> </w:t>
-      </w:r>
-      <w:proofErr w:type="spellStart"/>
-      <w:r>
-        <w:rPr>
-          <w:b/>
-        </w:rPr>
-        <w:t>Bölüm</w:t>
-      </w:r>
-      <w:proofErr w:type="spellEnd"/>
-      <w:r>
-        <w:rPr>
-          <w:b/>
-        </w:rPr>
-        <w:t xml:space="preserve"> Kılavuzunda </w:t>
-      </w:r>
-      <w:proofErr w:type="spellStart"/>
-      <w:r>
-        <w:rPr>
-          <w:b/>
-        </w:rPr>
-        <w:t>ayrıntılarıyla</w:t>
-      </w:r>
-      <w:proofErr w:type="spellEnd"/>
-      <w:r>
-        <w:rPr>
-          <w:b/>
-        </w:rPr>
-        <w:t xml:space="preserve"> </w:t>
-      </w:r>
-      <w:proofErr w:type="spellStart"/>
-      <w:r>
-        <w:rPr>
-          <w:b/>
-        </w:rPr>
-        <w:t>verilen</w:t>
-      </w:r>
-      <w:proofErr w:type="spellEnd"/>
-      <w:r>
-        <w:rPr>
-          <w:b/>
-        </w:rPr>
-        <w:t xml:space="preserve"> </w:t>
-      </w:r>
-      <w:proofErr w:type="spellStart"/>
-      <w:r>
-        <w:rPr>
-          <w:b/>
-        </w:rPr>
-        <w:t>alan</w:t>
-      </w:r>
-      <w:proofErr w:type="spellEnd"/>
-      <w:r>
-        <w:rPr>
-          <w:b/>
-        </w:rPr>
-        <w:t xml:space="preserve"> </w:t>
-      </w:r>
-      <w:proofErr w:type="spellStart"/>
-      <w:r>
-        <w:rPr>
-          <w:b/>
-        </w:rPr>
-        <w:t>sorularını</w:t>
-      </w:r>
-      <w:proofErr w:type="spellEnd"/>
-      <w:r>
-        <w:rPr>
-          <w:b/>
-        </w:rPr>
-        <w:t xml:space="preserve"> </w:t>
-      </w:r>
-      <w:proofErr w:type="spellStart"/>
-      <w:r>
-        <w:rPr>
-          <w:b/>
-        </w:rPr>
-        <w:t>bu</w:t>
-      </w:r>
-      <w:proofErr w:type="spellEnd"/>
-      <w:r>
-        <w:rPr>
-          <w:b/>
-        </w:rPr>
-        <w:t xml:space="preserve"> </w:t>
-      </w:r>
-      <w:proofErr w:type="spellStart"/>
-      <w:r>
-        <w:rPr>
-          <w:b/>
-        </w:rPr>
-        <w:t>kısımda</w:t>
-      </w:r>
-      <w:proofErr w:type="spellEnd"/>
-      <w:r>
-        <w:rPr>
-          <w:b/>
-        </w:rPr>
-        <w:t xml:space="preserve"> </w:t>
-      </w:r>
-      <w:proofErr w:type="spellStart"/>
-      <w:r>
-        <w:rPr>
-          <w:b/>
-        </w:rPr>
-        <w:t>açıklanması</w:t>
-      </w:r>
-      <w:proofErr w:type="spellEnd"/>
-      <w:r>
-        <w:rPr>
-          <w:b/>
-        </w:rPr>
-        <w:t xml:space="preserve"> </w:t>
-      </w:r>
-      <w:proofErr w:type="spellStart"/>
-      <w:proofErr w:type="gramStart"/>
-      <w:r>
-        <w:rPr>
-          <w:b/>
-        </w:rPr>
-        <w:t>gerekmektedir</w:t>
-      </w:r>
-      <w:proofErr w:type="spellEnd"/>
+        <w:t>bu kısımda açıklanması gerekmektedir</w:t>
+      </w:r>
       <w:r>
         <w:rPr>
           <w:bCs/>
         </w:rPr>
         <w:t>./</w:t>
       </w:r>
-      <w:proofErr w:type="gramEnd"/>
       <w:r>
         <w:rPr>
           <w:bCs/>
@@ -10516,214 +8829,12 @@
         <w:jc w:val="both"/>
       </w:pPr>
       <w:r>
-        <w:t>(</w:t>
-      </w:r>
-      <w:proofErr w:type="spellStart"/>
-      <w:r>
-        <w:t>Öğrenci</w:t>
-      </w:r>
-      <w:proofErr w:type="spellEnd"/>
-      <w:r>
-        <w:t xml:space="preserve">, </w:t>
-      </w:r>
-      <w:proofErr w:type="spellStart"/>
-      <w:r>
-        <w:t>Staj</w:t>
-      </w:r>
-      <w:proofErr w:type="spellEnd"/>
-      <w:r>
-        <w:t xml:space="preserve"> </w:t>
-      </w:r>
-      <w:proofErr w:type="spellStart"/>
-      <w:r>
-        <w:t>Raporunun</w:t>
-      </w:r>
-      <w:proofErr w:type="spellEnd"/>
-      <w:r>
-        <w:t xml:space="preserve"> </w:t>
-      </w:r>
-      <w:proofErr w:type="spellStart"/>
-      <w:r>
-        <w:t>içerisinde</w:t>
-      </w:r>
-      <w:proofErr w:type="spellEnd"/>
-      <w:r>
-        <w:t xml:space="preserve"> </w:t>
-      </w:r>
-      <w:proofErr w:type="spellStart"/>
-      <w:r>
-        <w:t>günlük</w:t>
-      </w:r>
-      <w:proofErr w:type="spellEnd"/>
-      <w:r>
-        <w:t xml:space="preserve"> </w:t>
-      </w:r>
-      <w:proofErr w:type="spellStart"/>
-      <w:r>
-        <w:t>tuttuğu</w:t>
-      </w:r>
-      <w:proofErr w:type="spellEnd"/>
-      <w:r>
-        <w:t xml:space="preserve"> </w:t>
-      </w:r>
-      <w:proofErr w:type="spellStart"/>
-      <w:r>
-        <w:t>raporlara</w:t>
-      </w:r>
-      <w:proofErr w:type="spellEnd"/>
-      <w:r>
-        <w:t xml:space="preserve"> </w:t>
-      </w:r>
-      <w:proofErr w:type="spellStart"/>
-      <w:r>
-        <w:t>fotoğraf</w:t>
-      </w:r>
-      <w:proofErr w:type="spellEnd"/>
-      <w:r>
-        <w:t xml:space="preserve">, </w:t>
-      </w:r>
-      <w:proofErr w:type="spellStart"/>
-      <w:r>
-        <w:t>organizasyon</w:t>
-      </w:r>
-      <w:proofErr w:type="spellEnd"/>
-      <w:r>
-        <w:t xml:space="preserve"> </w:t>
-      </w:r>
-      <w:proofErr w:type="spellStart"/>
-      <w:r>
-        <w:t>şeması</w:t>
-      </w:r>
-      <w:proofErr w:type="spellEnd"/>
-      <w:r>
-        <w:t xml:space="preserve">, </w:t>
-      </w:r>
-      <w:proofErr w:type="spellStart"/>
-      <w:r>
-        <w:t>grafik</w:t>
-      </w:r>
-      <w:proofErr w:type="spellEnd"/>
-      <w:r>
-        <w:t xml:space="preserve">, </w:t>
-      </w:r>
-      <w:proofErr w:type="spellStart"/>
-      <w:r>
-        <w:t>şekil</w:t>
-      </w:r>
-      <w:proofErr w:type="spellEnd"/>
-      <w:r>
-        <w:t xml:space="preserve"> vb. </w:t>
-      </w:r>
-      <w:proofErr w:type="spellStart"/>
-      <w:r>
-        <w:t>unsurlar</w:t>
-      </w:r>
-      <w:proofErr w:type="spellEnd"/>
-      <w:r>
-        <w:t xml:space="preserve"> </w:t>
-      </w:r>
-      <w:proofErr w:type="spellStart"/>
-      <w:r>
-        <w:t>ekleyebilir</w:t>
-      </w:r>
-      <w:proofErr w:type="spellEnd"/>
-      <w:r>
-        <w:t xml:space="preserve">. Bu </w:t>
-      </w:r>
-      <w:proofErr w:type="spellStart"/>
-      <w:r>
-        <w:t>ekler</w:t>
-      </w:r>
-      <w:proofErr w:type="spellEnd"/>
-      <w:r>
-        <w:t xml:space="preserve"> </w:t>
-      </w:r>
-      <w:proofErr w:type="spellStart"/>
-      <w:r>
-        <w:t>günlük</w:t>
-      </w:r>
-      <w:proofErr w:type="spellEnd"/>
-      <w:r>
-        <w:t xml:space="preserve"> </w:t>
-      </w:r>
-      <w:proofErr w:type="spellStart"/>
-      <w:r>
-        <w:t>rapor</w:t>
-      </w:r>
-      <w:proofErr w:type="spellEnd"/>
-      <w:r>
-        <w:t xml:space="preserve"> </w:t>
-      </w:r>
-      <w:proofErr w:type="spellStart"/>
-      <w:r>
-        <w:t>içerisinde</w:t>
-      </w:r>
-      <w:proofErr w:type="spellEnd"/>
-      <w:r>
-        <w:t xml:space="preserve"> </w:t>
-      </w:r>
-      <w:proofErr w:type="spellStart"/>
-      <w:r>
-        <w:t>atıf</w:t>
-      </w:r>
-      <w:proofErr w:type="spellEnd"/>
-      <w:r>
-        <w:t xml:space="preserve"> </w:t>
-      </w:r>
-      <w:proofErr w:type="spellStart"/>
-      <w:r>
-        <w:t>yapılarak</w:t>
-      </w:r>
-      <w:proofErr w:type="spellEnd"/>
-      <w:r>
-        <w:t xml:space="preserve"> ek </w:t>
-      </w:r>
-      <w:proofErr w:type="spellStart"/>
-      <w:r>
-        <w:t>sayfasında</w:t>
-      </w:r>
-      <w:proofErr w:type="spellEnd"/>
-      <w:r>
-        <w:t xml:space="preserve"> </w:t>
-      </w:r>
-      <w:proofErr w:type="spellStart"/>
-      <w:r>
-        <w:t>yer</w:t>
-      </w:r>
-      <w:proofErr w:type="spellEnd"/>
-      <w:r>
-        <w:t xml:space="preserve"> </w:t>
-      </w:r>
-      <w:proofErr w:type="spellStart"/>
-      <w:r>
-        <w:t>alabilir</w:t>
-      </w:r>
-      <w:proofErr w:type="spellEnd"/>
-      <w:r>
-        <w:t xml:space="preserve">. </w:t>
-      </w:r>
-      <w:proofErr w:type="spellStart"/>
-      <w:r>
-        <w:t>İstenirse</w:t>
-      </w:r>
-      <w:proofErr w:type="spellEnd"/>
-      <w:r>
-        <w:t xml:space="preserve"> Ek </w:t>
-      </w:r>
-      <w:proofErr w:type="spellStart"/>
+        <w:t xml:space="preserve">(Öğrenci, Staj Raporunun içerisinde günlük tuttuğu raporlara fotoğraf, organizasyon şeması, grafik, şekil vb. unsurlar ekleyebilir. Bu ekler günlük rapor içerisinde atıf yapılarak ek sayfasında yer alabilir. İstenirse Ek </w:t>
+      </w:r>
       <w:r>
         <w:lastRenderedPageBreak/>
-        <w:t>sayfaları</w:t>
-      </w:r>
-      <w:proofErr w:type="spellEnd"/>
-      <w:r>
-        <w:t xml:space="preserve"> </w:t>
-      </w:r>
-      <w:proofErr w:type="spellStart"/>
-      <w:r>
-        <w:t>çoğaltılabilir</w:t>
-      </w:r>
-      <w:proofErr w:type="spellEnd"/>
+        <w:t>sayfaları çoğaltılabilir</w:t>
+      </w:r>
       <w:r>
         <w:t>.</w:t>
       </w:r>
@@ -10945,7 +9056,6 @@
       <w:ind w:right="140" w:hanging="2"/>
       <w:jc w:val="right"/>
     </w:pPr>
-    <w:proofErr w:type="gramStart"/>
     <w:r>
       <w:rPr>
         <w:b/>
@@ -10968,16 +9078,7 @@
         <w:sz w:val="16"/>
         <w:szCs w:val="16"/>
       </w:rPr>
-      <w:t>/REV.NO</w:t>
-    </w:r>
-    <w:proofErr w:type="gramEnd"/>
-    <w:r>
-      <w:rPr>
-        <w:b/>
-        <w:sz w:val="16"/>
-        <w:szCs w:val="16"/>
-      </w:rPr>
-      <w:t>-0</w:t>
+      <w:t>/REV.NO-0</w:t>
     </w:r>
     <w:r>
       <w:rPr>
@@ -11091,16 +9192,7 @@
             <w:szCs w:val="16"/>
             <w:lang w:val="tr-TR"/>
           </w:rPr>
-          <w:t xml:space="preserve"> </w:t>
-        </w:r>
-        <w:r>
-          <w:rPr>
-            <w:b/>
-            <w:sz w:val="16"/>
-            <w:szCs w:val="16"/>
-            <w:lang w:val="tr-TR"/>
-          </w:rPr>
-          <w:t xml:space="preserve">/ </w:t>
+          <w:t xml:space="preserve"> / </w:t>
         </w:r>
         <w:r>
           <w:rPr>
@@ -11159,7 +9251,6 @@
       <w:ind w:right="282" w:hanging="2"/>
       <w:jc w:val="right"/>
     </w:pPr>
-    <w:proofErr w:type="gramStart"/>
     <w:r>
       <w:rPr>
         <w:b/>
@@ -11198,16 +9289,7 @@
         <w:sz w:val="16"/>
         <w:szCs w:val="16"/>
       </w:rPr>
-      <w:t>/REV.NO</w:t>
-    </w:r>
-    <w:proofErr w:type="gramEnd"/>
-    <w:r>
-      <w:rPr>
-        <w:b/>
-        <w:sz w:val="16"/>
-        <w:szCs w:val="16"/>
-      </w:rPr>
-      <w:t>-0</w:t>
+      <w:t>/REV.NO-0</w:t>
     </w:r>
     <w:r>
       <w:rPr>
@@ -12257,6 +10339,7 @@
   <w:style w:type="character" w:default="1" w:styleId="DefaultParagraphFont">
     <w:name w:val="Default Paragraph Font"/>
     <w:uiPriority w:val="1"/>
+    <w:semiHidden/>
     <w:unhideWhenUsed/>
   </w:style>
   <w:style w:type="table" w:default="1" w:styleId="TableNormal">
@@ -12996,28 +11079,28 @@
 </file>
 
 <file path=customXml/item1.xml><?xml version="1.0" encoding="utf-8"?>
-<b:Sources xmlns:b="http://schemas.openxmlformats.org/officeDocument/2006/bibliography" xmlns="http://schemas.openxmlformats.org/officeDocument/2006/bibliography" SelectedStyle="\APASixthEditionOfficeOnline.xsl" StyleName="APA" Version="6"/>
-</file>
-
-<file path=customXml/item2.xml><?xml version="1.0" encoding="utf-8"?>
 <go:gDocsCustomXmlDataStorage xmlns:go="http://customooxmlschemas.google.com/" xmlns:r="http://schemas.openxmlformats.org/officeDocument/2006/relationships" uri="GoogleDocsCustomDataVersion2">
   <go:docsCustomData xmlns:go="http://customooxmlschemas.google.com/" roundtripDataSignature="AMtx7mgOSuG52QKgAcPqkIJvoI76VX1UzA==">CgMxLjA4AHIhMWtwZjJ6SlZCU3AwbDlvX2VIM2NYSXJlTExFM01yQ3A2</go:docsCustomData>
 </go:gDocsCustomXmlDataStorage>
 </file>
 
-<file path=customXml/itemProps1.xml><?xml version="1.0" encoding="utf-8"?>
-<ds:datastoreItem xmlns:ds="http://schemas.openxmlformats.org/officeDocument/2006/customXml" ds:itemID="{24C3C1E6-D33C-4654-A155-CEA9C3B3FB6A}">
-  <ds:schemaRefs>
-    <ds:schemaRef ds:uri="http://schemas.openxmlformats.org/officeDocument/2006/bibliography"/>
-  </ds:schemaRefs>
-</ds:datastoreItem>
+<file path=customXml/item2.xml><?xml version="1.0" encoding="utf-8"?>
+<b:Sources xmlns:b="http://schemas.openxmlformats.org/officeDocument/2006/bibliography" xmlns="http://schemas.openxmlformats.org/officeDocument/2006/bibliography" SelectedStyle="\APASixthEditionOfficeOnline.xsl" StyleName="APA" Version="6"/>
 </file>
 
-<file path=customXml/itemProps2.xml><?xml version="1.0" encoding="utf-8"?>
+<file path=customXml/itemProps1.xml><?xml version="1.0" encoding="utf-8"?>
 <ds:datastoreItem xmlns:ds="http://schemas.openxmlformats.org/officeDocument/2006/customXml" ds:itemID="{11111111-1234-1234-1234-123412341234}">
   <ds:schemaRefs>
     <ds:schemaRef ds:uri="http://customooxmlschemas.google.com/"/>
     <ds:schemaRef ds:uri="http://schemas.openxmlformats.org/officeDocument/2006/relationships"/>
   </ds:schemaRefs>
 </ds:datastoreItem>
+</file>
+
+<file path=customXml/itemProps2.xml><?xml version="1.0" encoding="utf-8"?>
+<ds:datastoreItem xmlns:ds="http://schemas.openxmlformats.org/officeDocument/2006/customXml" ds:itemID="{24C3C1E6-D33C-4654-A155-CEA9C3B3FB6A}">
+  <ds:schemaRefs>
+    <ds:schemaRef ds:uri="http://schemas.openxmlformats.org/officeDocument/2006/bibliography"/>
+  </ds:schemaRefs>
+</ds:datastoreItem>
 </file>